--- a/templates_docx/Demand_Notice_Template_SMS.docx
+++ b/templates_docx/Demand_Notice_Template_SMS.docx
@@ -288,27 +288,7 @@
           <w:szCs w:val="20"/>
         </w:rPr>
         <w:tab/>
-        <w:t xml:space="preserve">  </w:t>
-      </w:r>
-      <w:proofErr w:type="spellStart"/>
-      <w:r>
-        <w:rPr>
-          <w:rFonts w:ascii="Verdana" w:eastAsia="Arial" w:hAnsi="Verdana" w:cs="Arial"/>
-          <w:b/>
-          <w:sz w:val="20"/>
-          <w:szCs w:val="20"/>
-        </w:rPr>
-        <w:t>Ranigunj</w:t>
-      </w:r>
-      <w:proofErr w:type="spellEnd"/>
-      <w:r>
-        <w:rPr>
-          <w:rFonts w:ascii="Verdana" w:eastAsia="Arial" w:hAnsi="Verdana" w:cs="Arial"/>
-          <w:b/>
-          <w:sz w:val="20"/>
-          <w:szCs w:val="20"/>
-        </w:rPr>
-        <w:t>, Secunderababd-500003</w:t>
+        <w:t xml:space="preserve">  Ranigunj, Secunderababd-500003</w:t>
       </w:r>
     </w:p>
     <w:p>
@@ -329,7 +309,7 @@
           <w:sz w:val="20"/>
           <w:szCs w:val="20"/>
         </w:rPr>
-        <w:t xml:space="preserve">                                                                                Mobile No: 7893987711</w:t>
+        <w:t xml:space="preserve">                                                                            Mobile No: 7893987711</w:t>
       </w:r>
     </w:p>
     <w:p>
@@ -415,23 +395,7 @@
           <w:b/>
           <w:bCs/>
         </w:rPr>
-        <w:t>{{</w:t>
-      </w:r>
-      <w:proofErr w:type="spellStart"/>
-      <w:r>
-        <w:rPr>
-          <w:b/>
-          <w:bCs/>
-        </w:rPr>
-        <w:t>notice_date</w:t>
-      </w:r>
-      <w:proofErr w:type="spellEnd"/>
-      <w:r>
-        <w:rPr>
-          <w:b/>
-          <w:bCs/>
-        </w:rPr>
-        <w:t>}}</w:t>
+        <w:t>{{notice_date}}</w:t>
       </w:r>
     </w:p>
     <w:p>
@@ -470,23 +434,7 @@
           <w:b/>
           <w:bCs/>
         </w:rPr>
-        <w:t>{{</w:t>
-      </w:r>
-      <w:proofErr w:type="spellStart"/>
-      <w:r>
-        <w:rPr>
-          <w:b/>
-          <w:bCs/>
-        </w:rPr>
-        <w:t>borrower_name</w:t>
-      </w:r>
-      <w:proofErr w:type="spellEnd"/>
-      <w:r>
-        <w:rPr>
-          <w:b/>
-          <w:bCs/>
-        </w:rPr>
-        <w:t>}}</w:t>
+        <w:t>{{borrower_name}}</w:t>
       </w:r>
       <w:r>
         <w:rPr>
@@ -507,23 +455,7 @@
           <w:b/>
           <w:bCs/>
         </w:rPr>
-        <w:t xml:space="preserve"> C/O {{</w:t>
-      </w:r>
-      <w:proofErr w:type="spellStart"/>
-      <w:r>
-        <w:rPr>
-          <w:b/>
-          <w:bCs/>
-        </w:rPr>
-        <w:t>borrower_father</w:t>
-      </w:r>
-      <w:proofErr w:type="spellEnd"/>
-      <w:r>
-        <w:rPr>
-          <w:b/>
-          <w:bCs/>
-        </w:rPr>
-        <w:t>}},</w:t>
+        <w:t xml:space="preserve"> C/O {{borrower_father}},</w:t>
       </w:r>
     </w:p>
     <w:p>
@@ -534,39 +466,26 @@
           <w:bCs/>
         </w:rPr>
       </w:pPr>
-      <w:proofErr w:type="spellStart"/>
-      <w:proofErr w:type="gramStart"/>
-      <w:r>
-        <w:rPr>
-          <w:b/>
-          <w:bCs/>
-        </w:rPr>
-        <w:t>H.No</w:t>
-      </w:r>
-      <w:proofErr w:type="spellEnd"/>
-      <w:proofErr w:type="gramEnd"/>
-      <w:r>
-        <w:rPr>
-          <w:b/>
-          <w:bCs/>
-        </w:rPr>
-        <w:t>:-{{</w:t>
-      </w:r>
-      <w:proofErr w:type="spellStart"/>
-      <w:r>
-        <w:rPr>
-          <w:b/>
-          <w:bCs/>
-        </w:rPr>
-        <w:t>borrower_address</w:t>
-      </w:r>
-      <w:proofErr w:type="spellEnd"/>
-      <w:r>
-        <w:rPr>
-          <w:b/>
-          <w:bCs/>
-        </w:rPr>
-        <w:t>}}</w:t>
+      <w:r>
+        <w:rPr>
+          <w:b/>
+          <w:bCs/>
+        </w:rPr>
+        <w:t>H.No:-{{borrower_address}}</w:t>
+      </w:r>
+      <w:r>
+        <w:rPr>
+          <w:b/>
+          <w:bCs/>
+        </w:rPr>
+        <w:t>, pincode</w:t>
+      </w:r>
+      <w:r>
+        <w:rPr>
+          <w:b/>
+          <w:bCs/>
+        </w:rPr>
+        <w:t>-{{pincode}}</w:t>
       </w:r>
     </w:p>
     <w:p>
@@ -582,25 +501,8 @@
           <w:b/>
           <w:bCs/>
         </w:rPr>
-        <w:t xml:space="preserve">Ph. </w:t>
-      </w:r>
-      <w:proofErr w:type="gramStart"/>
-      <w:r>
-        <w:rPr>
-          <w:b/>
-          <w:bCs/>
-        </w:rPr>
-        <w:t>No:-</w:t>
-      </w:r>
-      <w:proofErr w:type="gramEnd"/>
-      <w:r>
-        <w:rPr>
-          <w:b/>
-          <w:bCs/>
-        </w:rPr>
-        <w:t>{{</w:t>
-      </w:r>
-      <w:proofErr w:type="spellStart"/>
+        <w:t>Ph. No:-{{</w:t>
+      </w:r>
       <w:r>
         <w:rPr>
           <w:b/>
@@ -608,7 +510,6 @@
         </w:rPr>
         <w:t>borrower_mobile</w:t>
       </w:r>
-      <w:proofErr w:type="spellEnd"/>
       <w:r>
         <w:rPr>
           <w:b/>
@@ -675,6 +576,35 @@
     </w:p>
     <w:p>
       <w:pPr>
+        <w:spacing w:after="120" w:line="240" w:lineRule="auto"/>
+        <w:rPr>
+          <w:sz w:val="24"/>
+          <w:szCs w:val="24"/>
+        </w:rPr>
+      </w:pPr>
+      <w:r>
+        <w:t>Dear</w:t>
+      </w:r>
+      <w:r>
+        <w:t xml:space="preserve"> </w:t>
+      </w:r>
+      <w:r>
+        <w:rPr>
+          <w:b/>
+          <w:bCs/>
+        </w:rPr>
+        <w:t>{{borrower_name}}</w:t>
+      </w:r>
+      <w:r>
+        <w:rPr>
+          <w:sz w:val="24"/>
+          <w:szCs w:val="24"/>
+        </w:rPr>
+        <w:t xml:space="preserve"> </w:t>
+      </w:r>
+    </w:p>
+    <w:p>
+      <w:pPr>
         <w:spacing w:line="240" w:lineRule="auto"/>
         <w:rPr>
           <w:sz w:val="24"/>
@@ -682,70 +612,67 @@
         </w:rPr>
       </w:pPr>
       <w:r>
-        <w:t>Dear</w:t>
-      </w:r>
-      <w:r>
+        <w:rPr>
+          <w:sz w:val="24"/>
+          <w:szCs w:val="24"/>
+        </w:rPr>
+        <w:t xml:space="preserve">Under </w:t>
+      </w:r>
+      <w:r>
+        <w:rPr>
+          <w:sz w:val="24"/>
+          <w:szCs w:val="24"/>
+        </w:rPr>
+        <w:t xml:space="preserve">the </w:t>
+      </w:r>
+      <w:r>
+        <w:rPr>
+          <w:sz w:val="24"/>
+          <w:szCs w:val="24"/>
+        </w:rPr>
+        <w:t xml:space="preserve">instructions from </w:t>
+      </w:r>
+      <w:r>
+        <w:rPr>
+          <w:sz w:val="24"/>
+          <w:szCs w:val="24"/>
+        </w:rPr>
+        <w:t>m</w:t>
+      </w:r>
+      <w:r>
+        <w:rPr>
+          <w:sz w:val="24"/>
+          <w:szCs w:val="24"/>
+        </w:rPr>
+        <w:t>y client</w:t>
+      </w:r>
+      <w:r>
+        <w:rPr>
+          <w:sz w:val="24"/>
+          <w:szCs w:val="24"/>
+        </w:rPr>
         <w:t xml:space="preserve"> </w:t>
       </w:r>
       <w:r>
         <w:rPr>
-          <w:b/>
-          <w:bCs/>
-        </w:rPr>
-        <w:t>{{</w:t>
-      </w:r>
-      <w:proofErr w:type="spellStart"/>
-      <w:r>
-        <w:rPr>
-          <w:b/>
-          <w:bCs/>
-        </w:rPr>
-        <w:t>borrower_name</w:t>
-      </w:r>
-      <w:proofErr w:type="spellEnd"/>
-      <w:r>
-        <w:rPr>
-          <w:b/>
-          <w:bCs/>
-        </w:rPr>
-        <w:t>}}</w:t>
-      </w:r>
-      <w:r>
-        <w:rPr>
-          <w:sz w:val="24"/>
-          <w:szCs w:val="24"/>
-        </w:rPr>
-        <w:t xml:space="preserve"> </w:t>
-      </w:r>
-    </w:p>
-    <w:p>
-      <w:pPr>
-        <w:spacing w:line="240" w:lineRule="auto"/>
-        <w:rPr>
-          <w:sz w:val="24"/>
-          <w:szCs w:val="24"/>
-        </w:rPr>
-      </w:pPr>
-      <w:r>
-        <w:rPr>
-          <w:sz w:val="24"/>
-          <w:szCs w:val="24"/>
-        </w:rPr>
-        <w:t>Under instructions from My client</w:t>
-      </w:r>
-      <w:r>
-        <w:rPr>
-          <w:sz w:val="24"/>
-          <w:szCs w:val="24"/>
-        </w:rPr>
-        <w:t xml:space="preserve"> </w:t>
-      </w:r>
-      <w:r>
-        <w:rPr>
-          <w:sz w:val="24"/>
-          <w:szCs w:val="24"/>
-        </w:rPr>
-        <w:t xml:space="preserve">M/s SM Square Credit Services this notice is being issued as under– </w:t>
+          <w:sz w:val="24"/>
+          <w:szCs w:val="24"/>
+        </w:rPr>
+        <w:t xml:space="preserve">M/s SM Square Credit Services </w:t>
+      </w:r>
+      <w:r>
+        <w:rPr>
+          <w:sz w:val="24"/>
+          <w:szCs w:val="24"/>
+        </w:rPr>
+        <w:t xml:space="preserve">Private Limited, </w:t>
+      </w:r>
+      <w:r>
+        <w:rPr>
+          <w:sz w:val="24"/>
+          <w:szCs w:val="24"/>
+        </w:rPr>
+        <w:t xml:space="preserve">this notice is being issued as under– </w:t>
       </w:r>
     </w:p>
     <w:p>
@@ -760,24 +687,44 @@
         <w:rPr>
           <w:rFonts w:ascii="Arial" w:hAnsi="Arial" w:cs="Arial"/>
         </w:rPr>
-        <w:t xml:space="preserve">This is to inform you that you have availed a loan from my client M/S Padma Sai Holdings Private Limited </w:t>
-      </w:r>
-      <w:r>
-        <w:rPr>
-          <w:rFonts w:ascii="Arial" w:hAnsi="Arial" w:cs="Arial"/>
-          <w:b/>
-          <w:bCs/>
-        </w:rPr>
-        <w:t xml:space="preserve">Loan Account </w:t>
-      </w:r>
-      <w:proofErr w:type="gramStart"/>
-      <w:r>
-        <w:rPr>
-          <w:rFonts w:ascii="Arial" w:hAnsi="Arial" w:cs="Arial"/>
-          <w:b/>
-          <w:bCs/>
-        </w:rPr>
-        <w:t xml:space="preserve">No </w:t>
+        <w:t xml:space="preserve">This is to inform you that you have availed a loan from my client </w:t>
+      </w:r>
+      <w:r>
+        <w:rPr>
+          <w:sz w:val="24"/>
+          <w:szCs w:val="24"/>
+        </w:rPr>
+        <w:t>M/s SM Square Credit Services Private Limited</w:t>
+      </w:r>
+      <w:r>
+        <w:rPr>
+          <w:rFonts w:ascii="Arial" w:hAnsi="Arial" w:cs="Arial"/>
+          <w:b/>
+          <w:bCs/>
+        </w:rPr>
+        <w:t xml:space="preserve"> </w:t>
+      </w:r>
+      <w:r>
+        <w:rPr>
+          <w:rFonts w:ascii="Arial" w:hAnsi="Arial" w:cs="Arial"/>
+        </w:rPr>
+        <w:t>vide</w:t>
+      </w:r>
+      <w:r>
+        <w:rPr>
+          <w:rFonts w:ascii="Arial" w:hAnsi="Arial" w:cs="Arial"/>
+          <w:b/>
+          <w:bCs/>
+        </w:rPr>
+        <w:t xml:space="preserve"> </w:t>
+      </w:r>
+      <w:r>
+        <w:rPr>
+          <w:rFonts w:ascii="Arial" w:hAnsi="Arial" w:cs="Arial"/>
+          <w:b/>
+          <w:bCs/>
+        </w:rPr>
+        <w:t>Loan Account No</w:t>
       </w:r>
       <w:r>
         <w:rPr>
@@ -794,31 +741,21 @@
           <w:b/>
           <w:bCs/>
         </w:rPr>
-        <w:t>{</w:t>
-      </w:r>
-      <w:proofErr w:type="gramEnd"/>
-      <w:r>
-        <w:rPr>
-          <w:b/>
-          <w:bCs/>
-        </w:rPr>
-        <w:t>{</w:t>
-      </w:r>
-      <w:proofErr w:type="spellStart"/>
-      <w:r>
-        <w:rPr>
-          <w:b/>
-          <w:bCs/>
-        </w:rPr>
-        <w:t>loan_account</w:t>
-      </w:r>
-      <w:proofErr w:type="spellEnd"/>
-      <w:r>
-        <w:rPr>
-          <w:b/>
-          <w:bCs/>
-        </w:rPr>
-        <w:t>}}</w:t>
+        <w:t>{{loan</w:t>
+      </w:r>
+      <w:r>
+        <w:rPr>
+          <w:b/>
+          <w:bCs/>
+        </w:rPr>
+        <w:t>_</w:t>
+      </w:r>
+      <w:r>
+        <w:rPr>
+          <w:b/>
+          <w:bCs/>
+        </w:rPr>
+        <w:t>account}}</w:t>
       </w:r>
       <w:r>
         <w:rPr>
@@ -839,45 +776,29 @@
           <w:b/>
           <w:bCs/>
         </w:rPr>
-        <w:t>{{</w:t>
-      </w:r>
-      <w:proofErr w:type="spellStart"/>
-      <w:r>
-        <w:rPr>
-          <w:b/>
-          <w:bCs/>
-        </w:rPr>
-        <w:t>vehicle_no</w:t>
-      </w:r>
-      <w:proofErr w:type="spellEnd"/>
-      <w:proofErr w:type="gramStart"/>
-      <w:r>
-        <w:rPr>
-          <w:b/>
-          <w:bCs/>
-        </w:rPr>
-        <w:t>}}</w:t>
-      </w:r>
-      <w:r>
-        <w:rPr>
-          <w:rFonts w:ascii="Arial" w:hAnsi="Arial" w:cs="Arial"/>
-          <w:b/>
-          <w:bCs/>
-        </w:rPr>
-        <w:t xml:space="preserve">  </w:t>
-      </w:r>
-      <w:r>
-        <w:rPr>
-          <w:rFonts w:ascii="Arial" w:hAnsi="Arial" w:cs="Arial"/>
-        </w:rPr>
-        <w:t>under</w:t>
-      </w:r>
-      <w:proofErr w:type="gramEnd"/>
-      <w:r>
-        <w:rPr>
-          <w:rFonts w:ascii="Arial" w:hAnsi="Arial" w:cs="Arial"/>
-        </w:rPr>
-        <w:t xml:space="preserve"> the terms and conditions of the Loan Agreement executed between our client and you.</w:t>
+        <w:t>{{vehicle_no}}</w:t>
+      </w:r>
+      <w:r>
+        <w:rPr>
+          <w:rFonts w:ascii="Arial" w:hAnsi="Arial" w:cs="Arial"/>
+          <w:b/>
+          <w:bCs/>
+        </w:rPr>
+        <w:t>,</w:t>
+      </w:r>
+      <w:r>
+        <w:rPr>
+          <w:rFonts w:ascii="Arial" w:hAnsi="Arial" w:cs="Arial"/>
+          <w:b/>
+          <w:bCs/>
+        </w:rPr>
+        <w:t xml:space="preserve"> </w:t>
+      </w:r>
+      <w:r>
+        <w:rPr>
+          <w:rFonts w:ascii="Arial" w:hAnsi="Arial" w:cs="Arial"/>
+        </w:rPr>
+        <w:t>under the terms and conditions of the Loan Agreement executed between our client and you.</w:t>
       </w:r>
     </w:p>
     <w:p>
@@ -892,7 +813,13 @@
         <w:rPr>
           <w:rFonts w:ascii="Arial" w:hAnsi="Arial" w:cs="Arial"/>
         </w:rPr>
-        <w:t xml:space="preserve">Our client stated that the said loan account has become irregular due to your failure to pay the outstanding dues/instalments despite our previous reminders and demands by my client. As of date, the total outstanding amount in your loan account is </w:t>
+        <w:t>My</w:t>
+      </w:r>
+      <w:r>
+        <w:rPr>
+          <w:rFonts w:ascii="Arial" w:hAnsi="Arial" w:cs="Arial"/>
+        </w:rPr>
+        <w:t xml:space="preserve"> client stated that the said loan account has become irregular due to your failure to pay the outstanding dues/instalments despite our previous reminders and demands by my client. As of date, the total outstanding amount in your loan account is </w:t>
       </w:r>
       <w:r>
         <w:rPr>
@@ -942,23 +869,21 @@
           <w:b/>
           <w:bCs/>
         </w:rPr>
-        <w:t>{{</w:t>
-      </w:r>
-      <w:proofErr w:type="spellStart"/>
-      <w:r>
-        <w:rPr>
-          <w:b/>
-          <w:bCs/>
-        </w:rPr>
-        <w:t>notice_date</w:t>
-      </w:r>
-      <w:proofErr w:type="spellEnd"/>
-      <w:r>
-        <w:rPr>
-          <w:b/>
-          <w:bCs/>
-        </w:rPr>
-        <w:t>}}</w:t>
+        <w:t>{{notice</w:t>
+      </w:r>
+      <w:r>
+        <w:rPr>
+          <w:b/>
+          <w:bCs/>
+        </w:rPr>
+        <w:t>_</w:t>
+      </w:r>
+      <w:r>
+        <w:rPr>
+          <w:b/>
+          <w:bCs/>
+        </w:rPr>
+        <w:t>date}}</w:t>
       </w:r>
       <w:r>
         <w:rPr>
@@ -981,7 +906,19 @@
         <w:rPr>
           <w:rFonts w:ascii="Arial" w:hAnsi="Arial" w:cs="Arial"/>
         </w:rPr>
-        <w:t xml:space="preserve">In view of the continuing default and violation of the terms of the loan agreement, our client </w:t>
+        <w:t xml:space="preserve">In view of the continuing default and violation of the terms of the loan agreement, </w:t>
+      </w:r>
+      <w:r>
+        <w:rPr>
+          <w:rFonts w:ascii="Arial" w:hAnsi="Arial" w:cs="Arial"/>
+        </w:rPr>
+        <w:t xml:space="preserve">my </w:t>
+      </w:r>
+      <w:r>
+        <w:rPr>
+          <w:rFonts w:ascii="Arial" w:hAnsi="Arial" w:cs="Arial"/>
+        </w:rPr>
+        <w:t xml:space="preserve">client </w:t>
       </w:r>
       <w:r>
         <w:rPr>
@@ -1038,7 +975,31 @@
         <w:rPr>
           <w:rFonts w:ascii="Arial" w:hAnsi="Arial" w:cs="Arial"/>
         </w:rPr>
-        <w:t>Kindly note that failure to comply with this demand will compel our client to initiate appropriate legal and recovery proceedings against the Borrower, Co-applicant, and you as the Guarantor, including but not limited to enforcement of security, without any further notice and entirely at your risk, cost, and consequences.</w:t>
+        <w:t>Kindly note that</w:t>
+      </w:r>
+      <w:r>
+        <w:rPr>
+          <w:rFonts w:ascii="Arial" w:hAnsi="Arial" w:cs="Arial"/>
+        </w:rPr>
+        <w:t>,</w:t>
+      </w:r>
+      <w:r>
+        <w:rPr>
+          <w:rFonts w:ascii="Arial" w:hAnsi="Arial" w:cs="Arial"/>
+        </w:rPr>
+        <w:t xml:space="preserve"> failure to comply with this demand </w:t>
+      </w:r>
+      <w:r>
+        <w:rPr>
+          <w:rFonts w:ascii="Arial" w:hAnsi="Arial" w:cs="Arial"/>
+        </w:rPr>
+        <w:t xml:space="preserve">notice </w:t>
+      </w:r>
+      <w:r>
+        <w:rPr>
+          <w:rFonts w:ascii="Arial" w:hAnsi="Arial" w:cs="Arial"/>
+        </w:rPr>
+        <w:t>will compel our client to initiate appropriate legal and recovery proceedings against the Borrower, Co-applicant, and you as the Guarantor, including but not limited to enforcement of security, without any further notice and entirely at your risk, cost, and consequences.</w:t>
       </w:r>
     </w:p>
     <w:p>
@@ -1053,7 +1014,7 @@
         <w:rPr>
           <w:rFonts w:ascii="Arial" w:hAnsi="Arial" w:cs="Arial"/>
         </w:rPr>
-        <w:t>Please treat this matter with the utmost urgency, and we anticipate your immediate cooperation in settling the overdue payments.</w:t>
+        <w:t>Please treat this matter with utmost urgency, and we anticipate your immediate cooperation in settling the overdue payments.</w:t>
       </w:r>
     </w:p>
     <w:p>
